--- a/docs/отчёт 3 lab.docx
+++ b/docs/отчёт 3 lab.docx
@@ -150,14 +150,170 @@
     </w:p>
     <w:p>
       <w:pPr>
-        <w:rPr>
-          <w:rFonts w:ascii="Times New Roman" w:hAnsi="Times New Roman" w:cs="Times New Roman"/>
-          <w:b/>
-          <w:bCs/>
-          <w:sz w:val="28"/>
-          <w:szCs w:val="28"/>
-        </w:rPr>
-      </w:pPr>
+        <w:jc w:val="right"/>
+        <w:rPr>
+          <w:rFonts w:ascii="Times New Roman" w:hAnsi="Times New Roman" w:cs="Times New Roman"/>
+          <w:b/>
+          <w:bCs/>
+          <w:sz w:val="28"/>
+          <w:szCs w:val="28"/>
+        </w:rPr>
+      </w:pPr>
+    </w:p>
+    <w:p>
+      <w:pPr>
+        <w:jc w:val="right"/>
+        <w:rPr>
+          <w:rFonts w:ascii="Times New Roman" w:hAnsi="Times New Roman" w:cs="Times New Roman"/>
+          <w:b/>
+          <w:bCs/>
+          <w:sz w:val="28"/>
+          <w:szCs w:val="28"/>
+        </w:rPr>
+      </w:pPr>
+    </w:p>
+    <w:p>
+      <w:pPr>
+        <w:jc w:val="right"/>
+        <w:rPr>
+          <w:rFonts w:ascii="Times New Roman" w:hAnsi="Times New Roman" w:cs="Times New Roman"/>
+          <w:b/>
+          <w:bCs/>
+          <w:sz w:val="28"/>
+          <w:szCs w:val="28"/>
+        </w:rPr>
+      </w:pPr>
+    </w:p>
+    <w:p>
+      <w:pPr>
+        <w:jc w:val="right"/>
+        <w:rPr>
+          <w:rFonts w:ascii="Times New Roman" w:hAnsi="Times New Roman" w:cs="Times New Roman"/>
+          <w:b/>
+          <w:bCs/>
+          <w:sz w:val="28"/>
+          <w:szCs w:val="28"/>
+        </w:rPr>
+      </w:pPr>
+      <w:r>
+        <w:rPr>
+          <w:rFonts w:ascii="Times New Roman" w:hAnsi="Times New Roman" w:cs="Times New Roman"/>
+          <w:b/>
+          <w:bCs/>
+          <w:sz w:val="28"/>
+          <w:szCs w:val="28"/>
+        </w:rPr>
+        <w:t>Выполнил:</w:t>
+      </w:r>
+      <w:r>
+        <w:rPr>
+          <w:rFonts w:ascii="Times New Roman" w:hAnsi="Times New Roman" w:cs="Times New Roman"/>
+          <w:b/>
+          <w:bCs/>
+          <w:sz w:val="28"/>
+          <w:szCs w:val="28"/>
+        </w:rPr>
+        <w:br/>
+        <w:t>студент 13 группы</w:t>
+      </w:r>
+      <w:r>
+        <w:rPr>
+          <w:rFonts w:ascii="Times New Roman" w:hAnsi="Times New Roman" w:cs="Times New Roman"/>
+          <w:b/>
+          <w:bCs/>
+          <w:sz w:val="28"/>
+          <w:szCs w:val="28"/>
+        </w:rPr>
+        <w:br/>
+      </w:r>
+      <w:proofErr w:type="spellStart"/>
+      <w:r>
+        <w:rPr>
+          <w:rFonts w:ascii="Times New Roman" w:hAnsi="Times New Roman" w:cs="Times New Roman"/>
+          <w:b/>
+          <w:bCs/>
+          <w:sz w:val="28"/>
+          <w:szCs w:val="28"/>
+        </w:rPr>
+        <w:t>Раджабзода</w:t>
+      </w:r>
+      <w:proofErr w:type="spellEnd"/>
+      <w:r>
+        <w:rPr>
+          <w:rFonts w:ascii="Times New Roman" w:hAnsi="Times New Roman" w:cs="Times New Roman"/>
+          <w:b/>
+          <w:bCs/>
+          <w:sz w:val="28"/>
+          <w:szCs w:val="28"/>
+        </w:rPr>
+        <w:t xml:space="preserve"> </w:t>
+      </w:r>
+      <w:proofErr w:type="spellStart"/>
+      <w:r>
+        <w:rPr>
+          <w:rFonts w:ascii="Times New Roman" w:hAnsi="Times New Roman" w:cs="Times New Roman"/>
+          <w:b/>
+          <w:bCs/>
+          <w:sz w:val="28"/>
+          <w:szCs w:val="28"/>
+        </w:rPr>
+        <w:t>Шоднуш</w:t>
+      </w:r>
+      <w:proofErr w:type="spellEnd"/>
+      <w:r>
+        <w:rPr>
+          <w:rFonts w:ascii="Times New Roman" w:hAnsi="Times New Roman" w:cs="Times New Roman"/>
+          <w:b/>
+          <w:bCs/>
+          <w:sz w:val="28"/>
+          <w:szCs w:val="28"/>
+        </w:rPr>
+        <w:br/>
+        <w:t>Проверил:</w:t>
+      </w:r>
+      <w:r>
+        <w:rPr>
+          <w:rFonts w:ascii="Times New Roman" w:hAnsi="Times New Roman" w:cs="Times New Roman"/>
+          <w:b/>
+          <w:bCs/>
+          <w:sz w:val="28"/>
+          <w:szCs w:val="28"/>
+        </w:rPr>
+        <w:br/>
+        <w:t>Ст. преподаватель</w:t>
+      </w:r>
+      <w:r>
+        <w:rPr>
+          <w:rFonts w:ascii="Times New Roman" w:hAnsi="Times New Roman" w:cs="Times New Roman"/>
+          <w:b/>
+          <w:bCs/>
+          <w:sz w:val="28"/>
+          <w:szCs w:val="28"/>
+        </w:rPr>
+        <w:br/>
+      </w:r>
+      <w:proofErr w:type="spellStart"/>
+      <w:r>
+        <w:rPr>
+          <w:rFonts w:ascii="Times New Roman" w:hAnsi="Times New Roman" w:cs="Times New Roman"/>
+          <w:b/>
+          <w:bCs/>
+          <w:sz w:val="28"/>
+          <w:szCs w:val="28"/>
+        </w:rPr>
+        <w:t>Торех</w:t>
+      </w:r>
+      <w:proofErr w:type="spellEnd"/>
+      <w:r>
+        <w:rPr>
+          <w:rFonts w:ascii="Times New Roman" w:hAnsi="Times New Roman" w:cs="Times New Roman"/>
+          <w:b/>
+          <w:bCs/>
+          <w:sz w:val="28"/>
+          <w:szCs w:val="28"/>
+        </w:rPr>
+        <w:t xml:space="preserve"> В.С.</w:t>
+      </w:r>
     </w:p>
     <w:p>
       <w:pPr>
@@ -250,72 +406,6 @@
         </w:rPr>
         <w:tab/>
       </w:r>
-    </w:p>
-    <w:p>
-      <w:pPr>
-        <w:rPr>
-          <w:rFonts w:ascii="Times New Roman" w:hAnsi="Times New Roman" w:cs="Times New Roman"/>
-          <w:b/>
-          <w:bCs/>
-          <w:sz w:val="28"/>
-          <w:szCs w:val="28"/>
-        </w:rPr>
-      </w:pPr>
-    </w:p>
-    <w:p>
-      <w:pPr>
-        <w:rPr>
-          <w:rFonts w:ascii="Times New Roman" w:hAnsi="Times New Roman" w:cs="Times New Roman"/>
-          <w:b/>
-          <w:bCs/>
-          <w:sz w:val="28"/>
-          <w:szCs w:val="28"/>
-        </w:rPr>
-      </w:pPr>
-    </w:p>
-    <w:p>
-      <w:pPr>
-        <w:rPr>
-          <w:rFonts w:ascii="Times New Roman" w:hAnsi="Times New Roman" w:cs="Times New Roman"/>
-          <w:b/>
-          <w:bCs/>
-          <w:sz w:val="28"/>
-          <w:szCs w:val="28"/>
-        </w:rPr>
-      </w:pPr>
-    </w:p>
-    <w:p>
-      <w:pPr>
-        <w:rPr>
-          <w:rFonts w:ascii="Times New Roman" w:hAnsi="Times New Roman" w:cs="Times New Roman"/>
-          <w:b/>
-          <w:bCs/>
-          <w:sz w:val="28"/>
-          <w:szCs w:val="28"/>
-        </w:rPr>
-      </w:pPr>
-    </w:p>
-    <w:p>
-      <w:pPr>
-        <w:rPr>
-          <w:rFonts w:ascii="Times New Roman" w:hAnsi="Times New Roman" w:cs="Times New Roman"/>
-          <w:b/>
-          <w:bCs/>
-          <w:sz w:val="28"/>
-          <w:szCs w:val="28"/>
-        </w:rPr>
-      </w:pPr>
-    </w:p>
-    <w:p>
-      <w:pPr>
-        <w:rPr>
-          <w:rFonts w:ascii="Times New Roman" w:hAnsi="Times New Roman" w:cs="Times New Roman"/>
-          <w:b/>
-          <w:bCs/>
-          <w:sz w:val="28"/>
-          <w:szCs w:val="28"/>
-        </w:rPr>
-      </w:pPr>
     </w:p>
     <w:p>
       <w:pPr>
@@ -689,34 +779,94 @@
           <w:rFonts w:ascii="Times New Roman" w:hAnsi="Times New Roman" w:cs="Times New Roman"/>
           <w:sz w:val="28"/>
           <w:szCs w:val="28"/>
-          <w:lang w:val="en-US"/>
-        </w:rPr>
-      </w:pPr>
-      <w:r>
-        <w:rPr>
-          <w:rFonts w:ascii="Times New Roman" w:hAnsi="Times New Roman" w:cs="Times New Roman"/>
-          <w:sz w:val="28"/>
-          <w:szCs w:val="28"/>
-          <w:lang w:val="en-US"/>
-        </w:rPr>
-        <w:t>lab3-task1-gr13-rajabzoda/</w:t>
-      </w:r>
-    </w:p>
-    <w:p>
-      <w:pPr>
-        <w:rPr>
-          <w:rFonts w:ascii="Times New Roman" w:hAnsi="Times New Roman" w:cs="Times New Roman"/>
-          <w:b/>
-          <w:bCs/>
-          <w:sz w:val="28"/>
-          <w:szCs w:val="28"/>
-        </w:rPr>
-      </w:pPr>
-      <w:r>
-        <w:rPr>
-          <w:rFonts w:ascii="Times New Roman" w:hAnsi="Times New Roman" w:cs="Times New Roman"/>
-          <w:b/>
-          <w:bCs/>
+        </w:rPr>
+      </w:pPr>
+      <w:r>
+        <w:rPr>
+          <w:rFonts w:ascii="Times New Roman" w:hAnsi="Times New Roman" w:cs="Times New Roman"/>
+          <w:sz w:val="28"/>
+          <w:szCs w:val="28"/>
+          <w:lang w:val="en-US"/>
+        </w:rPr>
+        <w:t>lab</w:t>
+      </w:r>
+      <w:r>
+        <w:rPr>
+          <w:rFonts w:ascii="Times New Roman" w:hAnsi="Times New Roman" w:cs="Times New Roman"/>
+          <w:sz w:val="28"/>
+          <w:szCs w:val="28"/>
+        </w:rPr>
+        <w:t>3-</w:t>
+      </w:r>
+      <w:r>
+        <w:rPr>
+          <w:rFonts w:ascii="Times New Roman" w:hAnsi="Times New Roman" w:cs="Times New Roman"/>
+          <w:sz w:val="28"/>
+          <w:szCs w:val="28"/>
+          <w:lang w:val="en-US"/>
+        </w:rPr>
+        <w:t>task</w:t>
+      </w:r>
+      <w:r>
+        <w:rPr>
+          <w:rFonts w:ascii="Times New Roman" w:hAnsi="Times New Roman" w:cs="Times New Roman"/>
+          <w:sz w:val="28"/>
+          <w:szCs w:val="28"/>
+        </w:rPr>
+        <w:t>1-</w:t>
+      </w:r>
+      <w:r>
+        <w:rPr>
+          <w:rFonts w:ascii="Times New Roman" w:hAnsi="Times New Roman" w:cs="Times New Roman"/>
+          <w:sz w:val="28"/>
+          <w:szCs w:val="28"/>
+          <w:lang w:val="en-US"/>
+        </w:rPr>
+        <w:t>gr</w:t>
+      </w:r>
+      <w:r>
+        <w:rPr>
+          <w:rFonts w:ascii="Times New Roman" w:hAnsi="Times New Roman" w:cs="Times New Roman"/>
+          <w:sz w:val="28"/>
+          <w:szCs w:val="28"/>
+        </w:rPr>
+        <w:t>13-</w:t>
+      </w:r>
+      <w:r>
+        <w:rPr>
+          <w:rFonts w:ascii="Times New Roman" w:hAnsi="Times New Roman" w:cs="Times New Roman"/>
+          <w:sz w:val="28"/>
+          <w:szCs w:val="28"/>
+          <w:lang w:val="en-US"/>
+        </w:rPr>
+        <w:t>rajabzoda</w:t>
+      </w:r>
+      <w:r>
+        <w:rPr>
+          <w:rFonts w:ascii="Times New Roman" w:hAnsi="Times New Roman" w:cs="Times New Roman"/>
+          <w:sz w:val="28"/>
+          <w:szCs w:val="28"/>
+        </w:rPr>
+        <w:t>/</w:t>
+      </w:r>
+    </w:p>
+    <w:p>
+      <w:pPr>
+        <w:rPr>
+          <w:rFonts w:ascii="Times New Roman" w:hAnsi="Times New Roman" w:cs="Times New Roman"/>
+          <w:b/>
+          <w:bCs/>
+          <w:sz w:val="28"/>
+          <w:szCs w:val="28"/>
+          <w:lang w:val="en-US"/>
+        </w:rPr>
+      </w:pPr>
+      <w:r>
+        <w:rPr>
+          <w:rFonts w:ascii="Times New Roman" w:hAnsi="Times New Roman" w:cs="Times New Roman"/>
+          <w:b/>
+          <w:bCs/>
+          <w:noProof/>
           <w:sz w:val="28"/>
           <w:szCs w:val="28"/>
           <w:lang w:val="en-US"/>
@@ -815,6 +965,7 @@
         <w:rPr>
           <w:rFonts w:ascii="Times New Roman" w:hAnsi="Times New Roman" w:cs="Times New Roman"/>
           <w:highlight w:val="yellow"/>
+          <w:lang w:val="en-US"/>
         </w:rPr>
       </w:pPr>
       <w:r>
@@ -2017,6 +2168,7 @@
         <w:rPr>
           <w:rFonts w:ascii="Times New Roman" w:hAnsi="Times New Roman" w:cs="Times New Roman"/>
           <w:highlight w:val="yellow"/>
+          <w:lang w:val="en-US"/>
         </w:rPr>
       </w:pPr>
       <w:r>
@@ -3222,6 +3374,7 @@
       <w:r>
         <w:rPr>
           <w:rFonts w:ascii="Times New Roman" w:hAnsi="Times New Roman" w:cs="Times New Roman"/>
+          <w:noProof/>
           <w:sz w:val="28"/>
           <w:szCs w:val="28"/>
         </w:rPr>
@@ -3475,6 +3628,7 @@
       <w:r>
         <w:rPr>
           <w:rFonts w:ascii="Times New Roman" w:hAnsi="Times New Roman" w:cs="Times New Roman"/>
+          <w:noProof/>
           <w:sz w:val="28"/>
           <w:szCs w:val="28"/>
         </w:rPr>
@@ -3526,6 +3680,7 @@
       <w:r>
         <w:rPr>
           <w:rFonts w:ascii="Times New Roman" w:hAnsi="Times New Roman" w:cs="Times New Roman"/>
+          <w:noProof/>
           <w:sz w:val="28"/>
           <w:szCs w:val="28"/>
         </w:rPr>
@@ -3569,6 +3724,7 @@
       <w:r>
         <w:rPr>
           <w:rFonts w:ascii="Times New Roman" w:hAnsi="Times New Roman" w:cs="Times New Roman"/>
+          <w:noProof/>
           <w:sz w:val="28"/>
           <w:szCs w:val="28"/>
         </w:rPr>
@@ -3743,6 +3899,7 @@
       <w:r>
         <w:rPr>
           <w:rFonts w:ascii="Times New Roman" w:hAnsi="Times New Roman" w:cs="Times New Roman"/>
+          <w:noProof/>
           <w:sz w:val="28"/>
           <w:szCs w:val="28"/>
         </w:rPr>
@@ -3896,6 +4053,7 @@
       <w:r>
         <w:rPr>
           <w:rFonts w:ascii="Times New Roman" w:hAnsi="Times New Roman" w:cs="Times New Roman"/>
+          <w:noProof/>
           <w:sz w:val="28"/>
           <w:szCs w:val="28"/>
         </w:rPr>
@@ -3947,6 +4105,7 @@
       <w:r>
         <w:rPr>
           <w:rFonts w:ascii="Times New Roman" w:hAnsi="Times New Roman" w:cs="Times New Roman"/>
+          <w:noProof/>
           <w:sz w:val="28"/>
           <w:szCs w:val="28"/>
         </w:rPr>
@@ -4003,6 +4162,7 @@
       <w:r>
         <w:rPr>
           <w:rFonts w:ascii="Times New Roman" w:hAnsi="Times New Roman" w:cs="Times New Roman"/>
+          <w:noProof/>
           <w:sz w:val="28"/>
           <w:szCs w:val="28"/>
         </w:rPr>
@@ -4358,6 +4518,7 @@
       <w:r>
         <w:rPr>
           <w:rFonts w:ascii="Times New Roman" w:hAnsi="Times New Roman" w:cs="Times New Roman"/>
+          <w:noProof/>
           <w:sz w:val="28"/>
           <w:szCs w:val="28"/>
         </w:rPr>
@@ -4508,6 +4669,7 @@
       <w:r>
         <w:rPr>
           <w:rFonts w:ascii="Times New Roman" w:hAnsi="Times New Roman" w:cs="Times New Roman"/>
+          <w:noProof/>
           <w:sz w:val="28"/>
           <w:szCs w:val="28"/>
         </w:rPr>
@@ -4558,6 +4720,7 @@
       <w:r>
         <w:rPr>
           <w:rFonts w:ascii="Times New Roman" w:hAnsi="Times New Roman" w:cs="Times New Roman"/>
+          <w:noProof/>
           <w:sz w:val="28"/>
           <w:szCs w:val="28"/>
         </w:rPr>
@@ -4730,6 +4893,7 @@
       <w:r>
         <w:rPr>
           <w:rFonts w:ascii="Times New Roman" w:hAnsi="Times New Roman" w:cs="Times New Roman"/>
+          <w:noProof/>
           <w:sz w:val="28"/>
           <w:szCs w:val="28"/>
         </w:rPr>
